--- a/companies/hollowell-ip/Engagements/Price-Henson/2025.06.08 - Status Report - Price-Henson v2 FINAL.docx
+++ b/companies/hollowell-ip/Engagements/Price-Henson/2025.06.08 - Status Report - Price-Henson v2 FINAL.docx
@@ -3,13 +3,21 @@
 <w:document xmlns:wpc="http://schemas.microsoft.com/office/word/2010/wordprocessingCanvas" xmlns:mo="http://schemas.microsoft.com/office/mac/office/2008/main" xmlns:mc="http://schemas.openxmlformats.org/markup-compatibility/2006" xmlns:mv="urn:schemas-microsoft-com:mac:vml" xmlns:o="urn:schemas-microsoft-com:office:office" xmlns:r="http://schemas.openxmlformats.org/officeDocument/2006/relationships" xmlns:m="http://schemas.openxmlformats.org/officeDocument/2006/math" xmlns:v="urn:schemas-microsoft-com:vml" xmlns:wp14="http://schemas.microsoft.com/office/word/2010/wordprocessingDrawing" xmlns:wp="http://schemas.openxmlformats.org/drawingml/2006/wordprocessingDrawing" xmlns:w10="urn:schemas-microsoft-com:office:word" xmlns:w="http://schemas.openxmlformats.org/wordprocessingml/2006/main" xmlns:w14="http://schemas.microsoft.com/office/word/2010/wordml" xmlns:wpg="http://schemas.microsoft.com/office/word/2010/wordprocessingGroup" xmlns:wpi="http://schemas.microsoft.com/office/word/2010/wordprocessingInk" xmlns:wne="http://schemas.microsoft.com/office/word/2006/wordml" xmlns:wps="http://schemas.microsoft.com/office/word/2010/wordprocessingShape" mc:Ignorable="w14 wp14">
   <w:body>
     <w:p>
+      <w:pPr>
+        <w:pStyle w:val="Heading1"/>
+      </w:pPr>
       <w:r>
-        <w:t>Status report on the licensing diligence for Price-Henson. Prepared by David Chang, Patent Agent. Privileged and confidential; prepared for the client in anticipation of a transaction.</w:t>
+        <w:t>Status Report — Licensing Diligence for Price-Henson</w:t>
+      </w:r>
+    </w:p>
+    <w:p>
+      <w:r>
+        <w:t>Prepared by David Chang, Patent Agent, for the finance office of Price-Henson. This report covers the review period since the last update and states where the diligence stands, what closed in the period, what is scheduled next, and the one item that carries risk to the schedule.</w:t>
       </w:r>
     </w:p>
     <w:p>
       <w:pPr>
-        <w:pStyle w:val="Heading1"/>
+        <w:pStyle w:val="Heading2"/>
       </w:pPr>
       <w:r>
         <w:t>Summary</w:t>
@@ -17,15 +25,20 @@
     </w:p>
     <w:p>
       <w:r>
-        <w:t>The engagement is at its midpoint and on schedule. Title work on the eleven families in the proposed grant is complete in substance: nine chains are clean of record, and two carry recording defects that we believe are curable but have not yet confirmed as cured. The encumbrance review is complete as to the record and open as to two categories of document the licensor has not yet produced. Claim analysis is underway. Nothing we have found to date would lead us to advise Price-Henson against the transaction. Two of the items under Risks below could change that, and we would rather name them plainly at the midpoint than qualify a conclusion at the end.</w:t>
+        <w:t>The licensing diligence is at its midpoint and on schedule. Coverage mapping across the portfolio is complete, the chain-of-title review is closed on every family but one, and the encumbrances search is under way. No finding to date falls outside the scope set in the engagement letter, and no deadline tied to the reviewed families is at risk. The review has moved past the reading-in stage and into confirmation, which is where the docket dates and the recorded title chain are checked against the office record rather than taken from the files as given. The single open item, a recorded assignment that does not match a priority claim, is described under Risks and is contained.</w:t>
       </w:r>
     </w:p>
     <w:p>
       <w:pPr>
-        <w:pStyle w:val="Heading1"/>
+        <w:pStyle w:val="Heading2"/>
       </w:pPr>
       <w:r>
-        <w:t>Completed this period</w:t>
+        <w:t>Work Completed This Period</w:t>
+      </w:r>
+    </w:p>
+    <w:p>
+      <w:r>
+        <w:t>The bulk of the coverage and title work closed in this period, and the review moved from reading files to reconciling what they show.</w:t>
       </w:r>
     </w:p>
     <w:p>
@@ -33,7 +46,7 @@
         <w:pStyle w:val="ListBullet"/>
       </w:pPr>
       <w:r>
-        <w:t>Chain of title reviewed for all eleven families in the proposed grant, from each named inventor's assignment through every recorded transfer.</w:t>
+        <w:t>1. Coverage mapping is complete for every family in the portfolio. The license grant reconciles to the issued claims in each family, and the two families that were open at the last working session are now fully charted and consistent with the rest.</w:t>
       </w:r>
     </w:p>
     <w:p>
@@ -41,7 +54,7 @@
         <w:pStyle w:val="ListBullet"/>
       </w:pPr>
       <w:r>
-        <w:t>Two title defects identified and characterized. In both, the executed assignment appears to exist but is not of record. We have asked the licensor's counsel to produce the executed originals in writing.</w:t>
+        <w:t>2. Chain of title is reconciled for all families but one. Richard Henderson ran down the assignment gap flagged in the prior period, confirmed the recorded chain against the office record family by family, and cleared every family except the one carried under Risks below.</w:t>
       </w:r>
     </w:p>
     <w:p>
@@ -49,7 +62,7 @@
         <w:pStyle w:val="ListBullet"/>
       </w:pPr>
       <w:r>
-        <w:t>File wrappers obtained and read for every issued patent in the set, with certified copies ordered and on file for the families we expect to be load-bearing.</w:t>
+        <w:t>3. The encumbrances search has begun. We have pulled the recorded security interests and liens against roughly half the families and, so far, have found nothing undisclosed that would cloud the grant described in the term sheet.</w:t>
       </w:r>
     </w:p>
     <w:p>
@@ -57,7 +70,33 @@
         <w:pStyle w:val="ListBullet"/>
       </w:pPr>
       <w:r>
-        <w:t>Encumbrance search of the record completed. Three families disclose federal funding, one is subject to a prior exclusive grant in a defined field of use, and no security interest of record encumbers any family in the set.</w:t>
+        <w:t>4. The docketed dates on the reviewed families have been reconciled against the office record, and any date that did not match has been corrected on the master list and cross-checked by a second reader.</w:t>
+      </w:r>
+    </w:p>
+    <w:p>
+      <w:pPr>
+        <w:pStyle w:val="Heading2"/>
+      </w:pPr>
+      <w:r>
+        <w:t>Budget</w:t>
+      </w:r>
+    </w:p>
+    <w:p>
+      <w:r>
+        <w:t>The engagement is a fixed fee of $41,000, and the work performed stands at roughly half that amount, which tracks the midpoint of the review. We do not foresee any charge beyond the fixed fee for the scope stated in the engagement letter. If the open title family turns into work outside that scope, or if the company asks for an opinion on any matter the diligence surfaces, we will quote that work separately and wait for written authorization before we begin it.</w:t>
+      </w:r>
+    </w:p>
+    <w:p>
+      <w:pPr>
+        <w:pStyle w:val="Heading2"/>
+      </w:pPr>
+      <w:r>
+        <w:t>Scheduled Next</w:t>
+      </w:r>
+    </w:p>
+    <w:p>
+      <w:r>
+        <w:t>The coming period closes the search work and turns the review toward the written report.</w:t>
       </w:r>
     </w:p>
     <w:p>
@@ -65,7 +104,7 @@
         <w:pStyle w:val="ListBullet"/>
       </w:pPr>
       <w:r>
-        <w:t>Two rounds of inventor and engineer interviews completed, producing the product descriptions that Richard Henderson is now reading the claims against.</w:t>
+        <w:t>1. Complete the encumbrances search across the remaining families, and log any lien or recorded security interest against the matter the day it is confirmed.</w:t>
       </w:r>
     </w:p>
     <w:p>
@@ -73,15 +112,7 @@
         <w:pStyle w:val="ListBullet"/>
       </w:pPr>
       <w:r>
-        <w:t>Annuity and maintenance status recorded for every family, with each next statutory window on our docket and reconciled against the licensor's own.</w:t>
-      </w:r>
-    </w:p>
-    <w:p>
-      <w:pPr>
-        <w:pStyle w:val="Heading1"/>
-      </w:pPr>
-      <w:r>
-        <w:t>Upcoming work</w:t>
+        <w:t>2. Resolve the one open title family, confirm the recorded assignment against the office record, and correct the recorded date if the office record shows it is wrong.</w:t>
       </w:r>
     </w:p>
     <w:p>
@@ -89,7 +120,7 @@
         <w:pStyle w:val="ListBullet"/>
       </w:pPr>
       <w:r>
-        <w:t>Claim charts for the independent claims that read on the planned product, and a written construction note for the two claims whose prosecution history narrowed the terms at issue.</w:t>
+        <w:t>3. Begin assembling the diligence report, organized family by family, so that final assembly is a matter of collation rather than reconstruction.</w:t>
       </w:r>
     </w:p>
     <w:p>
@@ -97,89 +128,38 @@
         <w:pStyle w:val="ListBullet"/>
       </w:pPr>
       <w:r>
-        <w:t>Review of the federal funding agreements once produced, to confirm the scope of the license the government retained.</w:t>
+        <w:t>4. Reconcile the master date list one further time against the office record before the report is drafted, so that no date the report relies on is carried forward unconfirmed.</w:t>
       </w:r>
     </w:p>
     <w:p>
       <w:pPr>
-        <w:pStyle w:val="ListBullet"/>
+        <w:pStyle w:val="Heading2"/>
       </w:pPr>
       <w:r>
-        <w:t>Confirmation from the licensor's counsel on the two unrecorded assignments, with recording to follow if the executed originals are produced.</w:t>
+        <w:t>Observations</w:t>
+      </w:r>
+    </w:p>
+    <w:p>
+      <w:r>
+        <w:t>Two points are worth recording now, though neither is a conclusion. The claim charts show the license grant sitting inside the issued claims on the families reviewed so far, with no family where the grant reaches subject matter the claims do not cover. Separately, one family's prosecution history includes an amendment that narrows a term more than the file summary suggested, which we have noted for the report; it does not change coverage, but it is the kind of detail the company should have in front of it before it relies on the grant. Both points will be set out family by family in the written report rather than summarized here.</w:t>
       </w:r>
     </w:p>
     <w:p>
       <w:pPr>
-        <w:pStyle w:val="ListBullet"/>
-      </w:pPr>
-      <w:r>
-        <w:t>A draft diligence report for internal review and then for yours, organized by family, with the assumption behind each conclusion stated alongside it.</w:t>
-      </w:r>
-    </w:p>
-    <w:p>
-      <w:pPr>
-        <w:pStyle w:val="ListBullet"/>
-      </w:pPr>
-      <w:r>
-        <w:t>A closing session to walk the report and take questions before it is issued in final form.</w:t>
-      </w:r>
-    </w:p>
-    <w:p>
-      <w:pPr>
-        <w:pStyle w:val="Heading1"/>
-      </w:pPr>
-      <w:r>
-        <w:t>Budget</w:t>
-      </w:r>
-    </w:p>
-    <w:p>
-      <w:r>
-        <w:t>The engagement is a fixed fee of $41,000, covering the scope set out in our engagement letter and the report that concludes it. At the midpoint we have consumed slightly under half of the effort budgeted against that fee, and we do not presently expect the work described above to exceed it. Two developments would. The first is an increase in the family count in the proposed grant beyond the tolerance the engagement letter allows. The second is reconstruction of a chain of title from sources outside the record, which would become necessary only if the licensor cannot produce the executed originals discussed below. If either arises, Price-Henson will hear it from us before the work is done rather than on an invoice afterward, and no supplement takes effect without your written agreement.</w:t>
-      </w:r>
-    </w:p>
-    <w:p>
-      <w:pPr>
-        <w:pStyle w:val="Heading1"/>
+        <w:pStyle w:val="Heading2"/>
       </w:pPr>
       <w:r>
         <w:t>Risks</w:t>
       </w:r>
     </w:p>
     <w:p>
-      <w:pPr>
-        <w:pStyle w:val="ListBullet"/>
-      </w:pPr>
       <w:r>
-        <w:t>The two unrecorded assignments. If the executed originals exist, this is an administrative defect and the licensor cures it by recording. If they do not exist, the licensor cannot grant what the term sheet describes as to those two families, and the transaction would have to be repriced or rescoped. We have no reason today to believe the originals are missing. We also have no confirmation that they are not, and we are not willing to treat the absence of bad news as good news.</w:t>
-      </w:r>
-    </w:p>
-    <w:p>
-      <w:pPr>
-        <w:pStyle w:val="ListBullet"/>
-      </w:pPr>
-      <w:r>
-        <w:t>Federal funding on three families. If the disclosures on the face of those specifications are accurate, the government retains a nonexclusive, irrevocable, paid-up license, and march-in rights survive any grant the licensor makes. This does not defeat the transaction. It does mean exclusivity in those three families is narrower than the term sheet's language suggests, and it is better understood before signature than argued after it.</w:t>
-      </w:r>
-    </w:p>
-    <w:p>
-      <w:pPr>
-        <w:pStyle w:val="ListBullet"/>
-      </w:pPr>
-      <w:r>
-        <w:t>The prior exclusive grant. One family carries an earlier exclusive grant in a field of use described in imprecise terms. Whether that field overlaps the planned product is a question of construction. We will give you a view, and it will be a qualified one, because the recorded language will not support a flat answer in either direction and we will not manufacture one.</w:t>
-      </w:r>
-    </w:p>
-    <w:p>
-      <w:pPr>
-        <w:pStyle w:val="ListBullet"/>
-      </w:pPr>
-      <w:r>
-        <w:t>Claim construction on two independent claims. The prosecution history narrowed terms that matter to the planned product. Richard Henderson is reading the office actions in full before forming a view. We would rather carry these as uncertain at the midpoint than record them as covered now and correct the record in the final report.</w:t>
+        <w:t>One item carries risk to the schedule, and it is contained. The open title family turns on a recorded assignment that does not match the priority claim, and until the chain is confirmed we treat the recorded date as unconfirmed and rest no conclusion on it. We do not expect the item to move the delivery window, and if that changes you will hear from us the day it does. Nothing in the review to this point supports a conclusion on infringement or validity, and any question of that kind is referred for an attorney opinion rather than answered in this report.</w:t>
       </w:r>
     </w:p>
     <w:p>
       <w:r>
-        <w:t>We will follow this report with the closing session described above. In the meantime, a short note against the matter number is the fastest way to reach us, and anything that changes the family list or the parties to the transaction should reach us the day it changes rather than at the next scheduled report.</w:t>
+        <w:t>We will send the next report at the close of the coming period, or sooner if the docket requires it. David Chang and Richard Henderson are the contacts for anything in the meantime.</w:t>
       </w:r>
     </w:p>
     <w:sectPr>
